--- a/Bài 3.docx
+++ b/Bài 3.docx
@@ -7,123 +7,1629 @@
         <w:jc w:val="center"/>
       </w:pPr>
       <w:r>
-        <w:t>Bài 3: Lịch Trình</w:t>
-      </w:r>
-    </w:p>
-    <w:p>
-      <w:r>
-        <w:drawing>
-          <wp:anchor distT="0" distB="0" distL="114300" distR="114300" simplePos="0" relativeHeight="251659264" behindDoc="0" locked="0" layoutInCell="1" allowOverlap="1" wp14:anchorId="427CF285" wp14:editId="1DC15D08">
-            <wp:simplePos x="0" y="0"/>
-            <wp:positionH relativeFrom="column">
-              <wp:posOffset>355600</wp:posOffset>
-            </wp:positionH>
-            <wp:positionV relativeFrom="paragraph">
-              <wp:posOffset>98425</wp:posOffset>
-            </wp:positionV>
-            <wp:extent cx="5191850" cy="1409897"/>
-            <wp:effectExtent l="0" t="0" r="8890" b="0"/>
-            <wp:wrapSquare wrapText="bothSides"/>
-            <wp:docPr id="686061205" name="Picture 1" descr="A black background with white text&#10;&#10;AI-generated content may be incorrect."/>
-            <wp:cNvGraphicFramePr>
-              <a:graphicFrameLocks xmlns:a="http://schemas.openxmlformats.org/drawingml/2006/main" noChangeAspect="1"/>
-            </wp:cNvGraphicFramePr>
-            <a:graphic xmlns:a="http://schemas.openxmlformats.org/drawingml/2006/main">
-              <a:graphicData uri="http://schemas.openxmlformats.org/drawingml/2006/picture">
-                <pic:pic xmlns:pic="http://schemas.openxmlformats.org/drawingml/2006/picture">
-                  <pic:nvPicPr>
-                    <pic:cNvPr id="686061205" name="Picture 1" descr="A black background with white text&#10;&#10;AI-generated content may be incorrect."/>
-                    <pic:cNvPicPr/>
-                  </pic:nvPicPr>
-                  <pic:blipFill>
-                    <a:blip r:embed="rId4">
-                      <a:extLst>
-                        <a:ext uri="{28A0092B-C50C-407E-A947-70E740481C1C}">
-                          <a14:useLocalDpi xmlns:a14="http://schemas.microsoft.com/office/drawing/2010/main" val="0"/>
-                        </a:ext>
-                      </a:extLst>
-                    </a:blip>
-                    <a:stretch>
-                      <a:fillRect/>
-                    </a:stretch>
-                  </pic:blipFill>
-                  <pic:spPr>
-                    <a:xfrm>
-                      <a:off x="0" y="0"/>
-                      <a:ext cx="5191850" cy="1409897"/>
-                    </a:xfrm>
-                    <a:prstGeom prst="rect">
-                      <a:avLst/>
-                    </a:prstGeom>
-                  </pic:spPr>
-                </pic:pic>
-              </a:graphicData>
-            </a:graphic>
-          </wp:anchor>
-        </w:drawing>
-      </w:r>
-    </w:p>
-    <w:p>
-      <w:r>
-        <w:rPr>
-          <w:noProof/>
-        </w:rPr>
-        <w:drawing>
-          <wp:anchor distT="0" distB="0" distL="114300" distR="114300" simplePos="0" relativeHeight="251658240" behindDoc="0" locked="0" layoutInCell="1" allowOverlap="1" wp14:anchorId="6157E1B8" wp14:editId="371E752E">
-            <wp:simplePos x="0" y="0"/>
-            <wp:positionH relativeFrom="margin">
-              <wp:posOffset>1224280</wp:posOffset>
-            </wp:positionH>
-            <wp:positionV relativeFrom="paragraph">
-              <wp:posOffset>1473200</wp:posOffset>
-            </wp:positionV>
-            <wp:extent cx="3371850" cy="4658360"/>
-            <wp:effectExtent l="0" t="0" r="0" b="8890"/>
-            <wp:wrapSquare wrapText="bothSides"/>
-            <wp:docPr id="1891863564" name="Picture 1" descr="A black and white screen with white text&#10;&#10;AI-generated content may be incorrect."/>
-            <wp:cNvGraphicFramePr>
-              <a:graphicFrameLocks xmlns:a="http://schemas.openxmlformats.org/drawingml/2006/main" noChangeAspect="1"/>
-            </wp:cNvGraphicFramePr>
-            <a:graphic xmlns:a="http://schemas.openxmlformats.org/drawingml/2006/main">
-              <a:graphicData uri="http://schemas.openxmlformats.org/drawingml/2006/picture">
-                <pic:pic xmlns:pic="http://schemas.openxmlformats.org/drawingml/2006/picture">
-                  <pic:nvPicPr>
-                    <pic:cNvPr id="1891863564" name="Picture 1" descr="A black and white screen with white text&#10;&#10;AI-generated content may be incorrect."/>
-                    <pic:cNvPicPr/>
-                  </pic:nvPicPr>
-                  <pic:blipFill>
-                    <a:blip r:embed="rId5">
-                      <a:extLst>
-                        <a:ext uri="{28A0092B-C50C-407E-A947-70E740481C1C}">
-                          <a14:useLocalDpi xmlns:a14="http://schemas.microsoft.com/office/drawing/2010/main" val="0"/>
-                        </a:ext>
-                      </a:extLst>
-                    </a:blip>
-                    <a:stretch>
-                      <a:fillRect/>
-                    </a:stretch>
-                  </pic:blipFill>
-                  <pic:spPr>
-                    <a:xfrm>
-                      <a:off x="0" y="0"/>
-                      <a:ext cx="3371850" cy="4658360"/>
-                    </a:xfrm>
-                    <a:prstGeom prst="rect">
-                      <a:avLst/>
-                    </a:prstGeom>
-                  </pic:spPr>
-                </pic:pic>
-              </a:graphicData>
-            </a:graphic>
-            <wp14:sizeRelH relativeFrom="margin">
-              <wp14:pctWidth>0</wp14:pctWidth>
-            </wp14:sizeRelH>
-            <wp14:sizeRelV relativeFrom="margin">
-              <wp14:pctHeight>0</wp14:pctHeight>
-            </wp14:sizeRelV>
-          </wp:anchor>
-        </w:drawing>
-      </w:r>
+        <w:t>Bài 3</w:t>
+      </w:r>
+    </w:p>
+    <w:p>
+      <w:pPr>
+        <w:jc w:val="center"/>
+        <w:rPr>
+          <w:b/>
+          <w:bCs/>
+        </w:rPr>
+      </w:pPr>
+      <w:r>
+        <w:rPr>
+          <w:rFonts w:ascii="Segoe UI Emoji" w:hAnsi="Segoe UI Emoji" w:cs="Segoe UI Emoji"/>
+          <w:b/>
+          <w:bCs/>
+        </w:rPr>
+        <w:t>🗺️</w:t>
+      </w:r>
+      <w:r>
+        <w:rPr>
+          <w:b/>
+          <w:bCs/>
+        </w:rPr>
+        <w:t xml:space="preserve"> Lộ Trình Học Tập 3 Tháng Tự Học Machine Learning</w:t>
+      </w:r>
+    </w:p>
+    <w:p>
+      <w:pPr>
+        <w:jc w:val="center"/>
+      </w:pPr>
+      <w:r>
+        <w:t xml:space="preserve">Lộ trình này tập trung vào các kiến thức nền tảng: </w:t>
+      </w:r>
+      <w:r>
+        <w:rPr>
+          <w:b/>
+          <w:bCs/>
+        </w:rPr>
+        <w:t>Toán học và Thống kê</w:t>
+      </w:r>
+      <w:r>
+        <w:t xml:space="preserve">, </w:t>
+      </w:r>
+      <w:r>
+        <w:rPr>
+          <w:b/>
+          <w:bCs/>
+        </w:rPr>
+        <w:t>Các thư viện Python quan trọng</w:t>
+      </w:r>
+      <w:r>
+        <w:t xml:space="preserve">, và </w:t>
+      </w:r>
+      <w:r>
+        <w:rPr>
+          <w:b/>
+          <w:bCs/>
+        </w:rPr>
+        <w:t>Các thuật toán Machine Learning cơ bản</w:t>
+      </w:r>
+      <w:r>
+        <w:t>.</w:t>
+      </w:r>
+    </w:p>
+    <w:p>
+      <w:pPr>
+        <w:jc w:val="center"/>
+        <w:rPr>
+          <w:b/>
+          <w:bCs/>
+        </w:rPr>
+      </w:pPr>
+      <w:r>
+        <w:rPr>
+          <w:rFonts w:ascii="Segoe UI Emoji" w:hAnsi="Segoe UI Emoji" w:cs="Segoe UI Emoji"/>
+          <w:b/>
+          <w:bCs/>
+        </w:rPr>
+        <w:t>💡</w:t>
+      </w:r>
+      <w:r>
+        <w:rPr>
+          <w:b/>
+          <w:bCs/>
+        </w:rPr>
+        <w:t xml:space="preserve"> Giai đoạn 1: Nền Tảng Toán Học &amp; Thư Viện Python (Tuần 1 - Tuần 4)</w:t>
+      </w:r>
+    </w:p>
+    <w:p>
+      <w:pPr>
+        <w:jc w:val="center"/>
+      </w:pPr>
+      <w:r>
+        <w:t>Trong giai đoạn này, bạn sẽ củng cố lại các công cụ toán học và làm quen với các thư viện cốt lõi dùng trong khoa học dữ liệu.</w:t>
+      </w:r>
+    </w:p>
+    <w:tbl>
+      <w:tblPr>
+        <w:tblW w:w="0" w:type="auto"/>
+        <w:tblCellSpacing w:w="15" w:type="dxa"/>
+        <w:tblCellMar>
+          <w:top w:w="15" w:type="dxa"/>
+          <w:left w:w="15" w:type="dxa"/>
+          <w:bottom w:w="15" w:type="dxa"/>
+          <w:right w:w="15" w:type="dxa"/>
+        </w:tblCellMar>
+        <w:tblLook w:val="04A0" w:firstRow="1" w:lastRow="0" w:firstColumn="1" w:lastColumn="0" w:noHBand="0" w:noVBand="1"/>
+      </w:tblPr>
+      <w:tblGrid>
+        <w:gridCol w:w="629"/>
+        <w:gridCol w:w="1530"/>
+        <w:gridCol w:w="4239"/>
+        <w:gridCol w:w="2946"/>
+      </w:tblGrid>
+      <w:tr>
+        <w:trPr>
+          <w:tblHeader/>
+          <w:tblCellSpacing w:w="15" w:type="dxa"/>
+        </w:trPr>
+        <w:tc>
+          <w:tcPr>
+            <w:tcW w:w="0" w:type="auto"/>
+            <w:tcBorders>
+              <w:top w:val="single" w:sz="6" w:space="0" w:color="auto"/>
+              <w:left w:val="single" w:sz="6" w:space="0" w:color="auto"/>
+              <w:bottom w:val="single" w:sz="6" w:space="0" w:color="auto"/>
+              <w:right w:val="single" w:sz="6" w:space="0" w:color="auto"/>
+            </w:tcBorders>
+            <w:vAlign w:val="center"/>
+            <w:hideMark/>
+          </w:tcPr>
+          <w:p>
+            <w:pPr>
+              <w:jc w:val="center"/>
+            </w:pPr>
+            <w:r>
+              <w:rPr>
+                <w:b/>
+                <w:bCs/>
+              </w:rPr>
+              <w:t>Tuần</w:t>
+            </w:r>
+          </w:p>
+        </w:tc>
+        <w:tc>
+          <w:tcPr>
+            <w:tcW w:w="0" w:type="auto"/>
+            <w:tcBorders>
+              <w:top w:val="single" w:sz="6" w:space="0" w:color="auto"/>
+              <w:left w:val="single" w:sz="6" w:space="0" w:color="auto"/>
+              <w:bottom w:val="single" w:sz="6" w:space="0" w:color="auto"/>
+              <w:right w:val="single" w:sz="6" w:space="0" w:color="auto"/>
+            </w:tcBorders>
+            <w:vAlign w:val="center"/>
+            <w:hideMark/>
+          </w:tcPr>
+          <w:p>
+            <w:pPr>
+              <w:jc w:val="center"/>
+            </w:pPr>
+            <w:r>
+              <w:rPr>
+                <w:b/>
+                <w:bCs/>
+              </w:rPr>
+              <w:t>Chủ đề/Mục tiêu</w:t>
+            </w:r>
+          </w:p>
+        </w:tc>
+        <w:tc>
+          <w:tcPr>
+            <w:tcW w:w="0" w:type="auto"/>
+            <w:tcBorders>
+              <w:top w:val="single" w:sz="6" w:space="0" w:color="auto"/>
+              <w:left w:val="single" w:sz="6" w:space="0" w:color="auto"/>
+              <w:bottom w:val="single" w:sz="6" w:space="0" w:color="auto"/>
+              <w:right w:val="single" w:sz="6" w:space="0" w:color="auto"/>
+            </w:tcBorders>
+            <w:vAlign w:val="center"/>
+            <w:hideMark/>
+          </w:tcPr>
+          <w:p>
+            <w:pPr>
+              <w:jc w:val="center"/>
+            </w:pPr>
+            <w:r>
+              <w:rPr>
+                <w:b/>
+                <w:bCs/>
+              </w:rPr>
+              <w:t>Kiến thức trọng tâm</w:t>
+            </w:r>
+          </w:p>
+        </w:tc>
+        <w:tc>
+          <w:tcPr>
+            <w:tcW w:w="0" w:type="auto"/>
+            <w:tcBorders>
+              <w:top w:val="single" w:sz="6" w:space="0" w:color="auto"/>
+              <w:left w:val="single" w:sz="6" w:space="0" w:color="auto"/>
+              <w:bottom w:val="single" w:sz="6" w:space="0" w:color="auto"/>
+              <w:right w:val="single" w:sz="6" w:space="0" w:color="auto"/>
+            </w:tcBorders>
+            <w:vAlign w:val="center"/>
+            <w:hideMark/>
+          </w:tcPr>
+          <w:p>
+            <w:pPr>
+              <w:jc w:val="center"/>
+            </w:pPr>
+            <w:r>
+              <w:rPr>
+                <w:b/>
+                <w:bCs/>
+              </w:rPr>
+              <w:t>Tài nguyên &amp; Hoạt động (Ước tính thời gian)</w:t>
+            </w:r>
+          </w:p>
+        </w:tc>
+      </w:tr>
+      <w:tr>
+        <w:trPr>
+          <w:tblCellSpacing w:w="15" w:type="dxa"/>
+        </w:trPr>
+        <w:tc>
+          <w:tcPr>
+            <w:tcW w:w="0" w:type="auto"/>
+            <w:tcBorders>
+              <w:top w:val="single" w:sz="6" w:space="0" w:color="auto"/>
+              <w:left w:val="single" w:sz="6" w:space="0" w:color="auto"/>
+              <w:bottom w:val="single" w:sz="6" w:space="0" w:color="auto"/>
+              <w:right w:val="single" w:sz="6" w:space="0" w:color="auto"/>
+            </w:tcBorders>
+            <w:vAlign w:val="center"/>
+            <w:hideMark/>
+          </w:tcPr>
+          <w:p>
+            <w:pPr>
+              <w:jc w:val="center"/>
+            </w:pPr>
+            <w:r>
+              <w:rPr>
+                <w:b/>
+                <w:bCs/>
+              </w:rPr>
+              <w:t>1</w:t>
+            </w:r>
+          </w:p>
+        </w:tc>
+        <w:tc>
+          <w:tcPr>
+            <w:tcW w:w="0" w:type="auto"/>
+            <w:tcBorders>
+              <w:top w:val="single" w:sz="6" w:space="0" w:color="auto"/>
+              <w:left w:val="single" w:sz="6" w:space="0" w:color="auto"/>
+              <w:bottom w:val="single" w:sz="6" w:space="0" w:color="auto"/>
+              <w:right w:val="single" w:sz="6" w:space="0" w:color="auto"/>
+            </w:tcBorders>
+            <w:vAlign w:val="center"/>
+            <w:hideMark/>
+          </w:tcPr>
+          <w:p>
+            <w:pPr>
+              <w:jc w:val="center"/>
+            </w:pPr>
+            <w:r>
+              <w:rPr>
+                <w:b/>
+                <w:bCs/>
+              </w:rPr>
+              <w:t>Ôn tập Python &amp; Git</w:t>
+            </w:r>
+          </w:p>
+        </w:tc>
+        <w:tc>
+          <w:tcPr>
+            <w:tcW w:w="0" w:type="auto"/>
+            <w:tcBorders>
+              <w:top w:val="single" w:sz="6" w:space="0" w:color="auto"/>
+              <w:left w:val="single" w:sz="6" w:space="0" w:color="auto"/>
+              <w:bottom w:val="single" w:sz="6" w:space="0" w:color="auto"/>
+              <w:right w:val="single" w:sz="6" w:space="0" w:color="auto"/>
+            </w:tcBorders>
+            <w:vAlign w:val="center"/>
+            <w:hideMark/>
+          </w:tcPr>
+          <w:p>
+            <w:pPr>
+              <w:jc w:val="center"/>
+            </w:pPr>
+            <w:r>
+              <w:t xml:space="preserve">Cấu trúc dữ liệu nâng cao (List Comprehensions, Dict, Tuple), Hàm, Lớp cơ bản. Khái niệm về </w:t>
+            </w:r>
+            <w:r>
+              <w:rPr>
+                <w:b/>
+                <w:bCs/>
+              </w:rPr>
+              <w:t>Git</w:t>
+            </w:r>
+            <w:r>
+              <w:t xml:space="preserve"> và </w:t>
+            </w:r>
+            <w:r>
+              <w:rPr>
+                <w:b/>
+                <w:bCs/>
+              </w:rPr>
+              <w:t>GitHub</w:t>
+            </w:r>
+            <w:r>
+              <w:t xml:space="preserve"> để quản lý mã nguồn.</w:t>
+            </w:r>
+          </w:p>
+        </w:tc>
+        <w:tc>
+          <w:tcPr>
+            <w:tcW w:w="0" w:type="auto"/>
+            <w:tcBorders>
+              <w:top w:val="single" w:sz="6" w:space="0" w:color="auto"/>
+              <w:left w:val="single" w:sz="6" w:space="0" w:color="auto"/>
+              <w:bottom w:val="single" w:sz="6" w:space="0" w:color="auto"/>
+              <w:right w:val="single" w:sz="6" w:space="0" w:color="auto"/>
+            </w:tcBorders>
+            <w:vAlign w:val="center"/>
+            <w:hideMark/>
+          </w:tcPr>
+          <w:p>
+            <w:pPr>
+              <w:jc w:val="center"/>
+            </w:pPr>
+            <w:r>
+              <w:t>Khóa học Python nâng cao/Tài liệu (2 giờ); Tìm hiểu &amp; thực hành Git (3 giờ); Dự án nhỏ (1 giờ)</w:t>
+            </w:r>
+          </w:p>
+        </w:tc>
+      </w:tr>
+      <w:tr>
+        <w:trPr>
+          <w:tblCellSpacing w:w="15" w:type="dxa"/>
+        </w:trPr>
+        <w:tc>
+          <w:tcPr>
+            <w:tcW w:w="0" w:type="auto"/>
+            <w:tcBorders>
+              <w:top w:val="single" w:sz="6" w:space="0" w:color="auto"/>
+              <w:left w:val="single" w:sz="6" w:space="0" w:color="auto"/>
+              <w:bottom w:val="single" w:sz="6" w:space="0" w:color="auto"/>
+              <w:right w:val="single" w:sz="6" w:space="0" w:color="auto"/>
+            </w:tcBorders>
+            <w:vAlign w:val="center"/>
+            <w:hideMark/>
+          </w:tcPr>
+          <w:p>
+            <w:pPr>
+              <w:jc w:val="center"/>
+            </w:pPr>
+            <w:r>
+              <w:rPr>
+                <w:b/>
+                <w:bCs/>
+              </w:rPr>
+              <w:t>2</w:t>
+            </w:r>
+          </w:p>
+        </w:tc>
+        <w:tc>
+          <w:tcPr>
+            <w:tcW w:w="0" w:type="auto"/>
+            <w:tcBorders>
+              <w:top w:val="single" w:sz="6" w:space="0" w:color="auto"/>
+              <w:left w:val="single" w:sz="6" w:space="0" w:color="auto"/>
+              <w:bottom w:val="single" w:sz="6" w:space="0" w:color="auto"/>
+              <w:right w:val="single" w:sz="6" w:space="0" w:color="auto"/>
+            </w:tcBorders>
+            <w:vAlign w:val="center"/>
+            <w:hideMark/>
+          </w:tcPr>
+          <w:p>
+            <w:pPr>
+              <w:jc w:val="center"/>
+            </w:pPr>
+            <w:r>
+              <w:rPr>
+                <w:b/>
+                <w:bCs/>
+              </w:rPr>
+              <w:t>Đại số Tuyến tính (Linear Algebra)</w:t>
+            </w:r>
+          </w:p>
+        </w:tc>
+        <w:tc>
+          <w:tcPr>
+            <w:tcW w:w="0" w:type="auto"/>
+            <w:tcBorders>
+              <w:top w:val="single" w:sz="6" w:space="0" w:color="auto"/>
+              <w:left w:val="single" w:sz="6" w:space="0" w:color="auto"/>
+              <w:bottom w:val="single" w:sz="6" w:space="0" w:color="auto"/>
+              <w:right w:val="single" w:sz="6" w:space="0" w:color="auto"/>
+            </w:tcBorders>
+            <w:vAlign w:val="center"/>
+            <w:hideMark/>
+          </w:tcPr>
+          <w:p>
+            <w:pPr>
+              <w:jc w:val="center"/>
+            </w:pPr>
+            <w:r>
+              <w:rPr>
+                <w:b/>
+                <w:bCs/>
+              </w:rPr>
+              <w:t>Vector</w:t>
+            </w:r>
+            <w:r>
+              <w:t xml:space="preserve"> (phép toán, tích vô hướng), </w:t>
+            </w:r>
+            <w:r>
+              <w:rPr>
+                <w:b/>
+                <w:bCs/>
+              </w:rPr>
+              <w:t>Ma trận</w:t>
+            </w:r>
+            <w:r>
+              <w:t xml:space="preserve"> (phép nhân, chuyển vị), Hệ phương trình tuyến tính (vai trò trong ML).</w:t>
+            </w:r>
+          </w:p>
+        </w:tc>
+        <w:tc>
+          <w:tcPr>
+            <w:tcW w:w="0" w:type="auto"/>
+            <w:tcBorders>
+              <w:top w:val="single" w:sz="6" w:space="0" w:color="auto"/>
+              <w:left w:val="single" w:sz="6" w:space="0" w:color="auto"/>
+              <w:bottom w:val="single" w:sz="6" w:space="0" w:color="auto"/>
+              <w:right w:val="single" w:sz="6" w:space="0" w:color="auto"/>
+            </w:tcBorders>
+            <w:vAlign w:val="center"/>
+            <w:hideMark/>
+          </w:tcPr>
+          <w:p>
+            <w:pPr>
+              <w:jc w:val="center"/>
+            </w:pPr>
+            <w:r>
+              <w:t xml:space="preserve">Video/Khóa học nền tảng Toán (3 giờ); Thực hành </w:t>
+            </w:r>
+            <w:r>
+              <w:rPr>
+                <w:b/>
+                <w:bCs/>
+              </w:rPr>
+              <w:t>NumPy</w:t>
+            </w:r>
+            <w:r>
+              <w:t xml:space="preserve"> cơ bản (3 giờ)</w:t>
+            </w:r>
+          </w:p>
+        </w:tc>
+      </w:tr>
+    </w:tbl>
+    <w:p>
+      <w:pPr>
+        <w:jc w:val="center"/>
+      </w:pPr>
+      <w:r>
+        <w:t>|</w:t>
+      </w:r>
+    </w:p>
+    <w:p>
+      <w:pPr>
+        <w:jc w:val="center"/>
+      </w:pPr>
+      <w:r>
+        <w:t>| 3 | Xác suất và Thống kê | Các khái niệm cơ bản: Biến ngẫu nhiên, Phân phối xác suất (Phân phối chuẩn), Giá trị trung bình, Phương sai, Độ lệch chuẩn. | Video/Khóa học nền tảng Thống kê (3 giờ); Thực hành tính toán cơ bản bằng Python (3 giờ) |</w:t>
+      </w:r>
+    </w:p>
+    <w:p>
+      <w:pPr>
+        <w:jc w:val="center"/>
+      </w:pPr>
+      <w:r>
+        <w:t>| 4 | Thư viện Dữ liệu: Pandas | Cấu trúc Series và DataFrame. Thao tác cơ bản: Đọc/ghi file, truy cập dữ liệu, lọc, nhóm (GroupBy), xử lý giá trị thiếu. | Khóa học/Tài liệu về Pandas (3 giờ); Thực hành làm sạch dữ liệu cơ bản với một tập dữ liệu nhỏ (3 giờ) |</w:t>
+      </w:r>
+    </w:p>
+    <w:p>
+      <w:pPr>
+        <w:jc w:val="center"/>
+      </w:pPr>
+      <w:r>
+        <w:pict w14:anchorId="4EA60956">
+          <v:rect id="_x0000_i1043" style="width:0;height:1.5pt" o:hralign="center" o:hrstd="t" o:hr="t" fillcolor="#a0a0a0" stroked="f"/>
+        </w:pict>
+      </w:r>
+    </w:p>
+    <w:p>
+      <w:pPr>
+        <w:jc w:val="center"/>
+        <w:rPr>
+          <w:b/>
+          <w:bCs/>
+        </w:rPr>
+      </w:pPr>
+      <w:r>
+        <w:rPr>
+          <w:rFonts w:ascii="Segoe UI Emoji" w:hAnsi="Segoe UI Emoji" w:cs="Segoe UI Emoji"/>
+          <w:b/>
+          <w:bCs/>
+        </w:rPr>
+        <w:t>💡</w:t>
+      </w:r>
+      <w:r>
+        <w:rPr>
+          <w:b/>
+          <w:bCs/>
+        </w:rPr>
+        <w:t xml:space="preserve"> Giai đoạn 2: Trực Quan Hóa &amp; Học Thuật Toán Giám Sát (Tuần 5 - Tuần 8)</w:t>
+      </w:r>
+    </w:p>
+    <w:p>
+      <w:pPr>
+        <w:jc w:val="center"/>
+      </w:pPr>
+      <w:r>
+        <w:t>Đây là giai đoạn bạn bắt đầu chạm vào các thuật toán ML đầu tiên và học cách trực quan hóa dữ liệu để hiểu rõ hơn về chúng.</w:t>
+      </w:r>
+    </w:p>
+    <w:tbl>
+      <w:tblPr>
+        <w:tblW w:w="0" w:type="auto"/>
+        <w:tblCellSpacing w:w="15" w:type="dxa"/>
+        <w:tblCellMar>
+          <w:top w:w="15" w:type="dxa"/>
+          <w:left w:w="15" w:type="dxa"/>
+          <w:bottom w:w="15" w:type="dxa"/>
+          <w:right w:w="15" w:type="dxa"/>
+        </w:tblCellMar>
+        <w:tblLook w:val="04A0" w:firstRow="1" w:lastRow="0" w:firstColumn="1" w:lastColumn="0" w:noHBand="0" w:noVBand="1"/>
+      </w:tblPr>
+      <w:tblGrid>
+        <w:gridCol w:w="629"/>
+        <w:gridCol w:w="1842"/>
+        <w:gridCol w:w="3725"/>
+        <w:gridCol w:w="3148"/>
+      </w:tblGrid>
+      <w:tr>
+        <w:trPr>
+          <w:tblHeader/>
+          <w:tblCellSpacing w:w="15" w:type="dxa"/>
+        </w:trPr>
+        <w:tc>
+          <w:tcPr>
+            <w:tcW w:w="0" w:type="auto"/>
+            <w:tcBorders>
+              <w:top w:val="single" w:sz="6" w:space="0" w:color="auto"/>
+              <w:left w:val="single" w:sz="6" w:space="0" w:color="auto"/>
+              <w:bottom w:val="single" w:sz="6" w:space="0" w:color="auto"/>
+              <w:right w:val="single" w:sz="6" w:space="0" w:color="auto"/>
+            </w:tcBorders>
+            <w:vAlign w:val="center"/>
+            <w:hideMark/>
+          </w:tcPr>
+          <w:p>
+            <w:pPr>
+              <w:jc w:val="center"/>
+            </w:pPr>
+            <w:r>
+              <w:rPr>
+                <w:b/>
+                <w:bCs/>
+              </w:rPr>
+              <w:lastRenderedPageBreak/>
+              <w:t>Tuần</w:t>
+            </w:r>
+          </w:p>
+        </w:tc>
+        <w:tc>
+          <w:tcPr>
+            <w:tcW w:w="0" w:type="auto"/>
+            <w:tcBorders>
+              <w:top w:val="single" w:sz="6" w:space="0" w:color="auto"/>
+              <w:left w:val="single" w:sz="6" w:space="0" w:color="auto"/>
+              <w:bottom w:val="single" w:sz="6" w:space="0" w:color="auto"/>
+              <w:right w:val="single" w:sz="6" w:space="0" w:color="auto"/>
+            </w:tcBorders>
+            <w:vAlign w:val="center"/>
+            <w:hideMark/>
+          </w:tcPr>
+          <w:p>
+            <w:pPr>
+              <w:jc w:val="center"/>
+            </w:pPr>
+            <w:r>
+              <w:rPr>
+                <w:b/>
+                <w:bCs/>
+              </w:rPr>
+              <w:t>Chủ đề/Mục tiêu</w:t>
+            </w:r>
+          </w:p>
+        </w:tc>
+        <w:tc>
+          <w:tcPr>
+            <w:tcW w:w="0" w:type="auto"/>
+            <w:tcBorders>
+              <w:top w:val="single" w:sz="6" w:space="0" w:color="auto"/>
+              <w:left w:val="single" w:sz="6" w:space="0" w:color="auto"/>
+              <w:bottom w:val="single" w:sz="6" w:space="0" w:color="auto"/>
+              <w:right w:val="single" w:sz="6" w:space="0" w:color="auto"/>
+            </w:tcBorders>
+            <w:vAlign w:val="center"/>
+            <w:hideMark/>
+          </w:tcPr>
+          <w:p>
+            <w:pPr>
+              <w:jc w:val="center"/>
+            </w:pPr>
+            <w:r>
+              <w:rPr>
+                <w:b/>
+                <w:bCs/>
+              </w:rPr>
+              <w:t>Kiến thức trọng tâm</w:t>
+            </w:r>
+          </w:p>
+        </w:tc>
+        <w:tc>
+          <w:tcPr>
+            <w:tcW w:w="0" w:type="auto"/>
+            <w:tcBorders>
+              <w:top w:val="single" w:sz="6" w:space="0" w:color="auto"/>
+              <w:left w:val="single" w:sz="6" w:space="0" w:color="auto"/>
+              <w:bottom w:val="single" w:sz="6" w:space="0" w:color="auto"/>
+              <w:right w:val="single" w:sz="6" w:space="0" w:color="auto"/>
+            </w:tcBorders>
+            <w:vAlign w:val="center"/>
+            <w:hideMark/>
+          </w:tcPr>
+          <w:p>
+            <w:pPr>
+              <w:jc w:val="center"/>
+            </w:pPr>
+            <w:r>
+              <w:rPr>
+                <w:b/>
+                <w:bCs/>
+              </w:rPr>
+              <w:t>Tài nguyên &amp; Hoạt động (Ước tính thời gian)</w:t>
+            </w:r>
+          </w:p>
+        </w:tc>
+      </w:tr>
+      <w:tr>
+        <w:trPr>
+          <w:tblCellSpacing w:w="15" w:type="dxa"/>
+        </w:trPr>
+        <w:tc>
+          <w:tcPr>
+            <w:tcW w:w="0" w:type="auto"/>
+            <w:tcBorders>
+              <w:top w:val="single" w:sz="6" w:space="0" w:color="auto"/>
+              <w:left w:val="single" w:sz="6" w:space="0" w:color="auto"/>
+              <w:bottom w:val="single" w:sz="6" w:space="0" w:color="auto"/>
+              <w:right w:val="single" w:sz="6" w:space="0" w:color="auto"/>
+            </w:tcBorders>
+            <w:vAlign w:val="center"/>
+            <w:hideMark/>
+          </w:tcPr>
+          <w:p>
+            <w:pPr>
+              <w:jc w:val="center"/>
+            </w:pPr>
+            <w:r>
+              <w:rPr>
+                <w:b/>
+                <w:bCs/>
+              </w:rPr>
+              <w:t>5</w:t>
+            </w:r>
+          </w:p>
+        </w:tc>
+        <w:tc>
+          <w:tcPr>
+            <w:tcW w:w="0" w:type="auto"/>
+            <w:tcBorders>
+              <w:top w:val="single" w:sz="6" w:space="0" w:color="auto"/>
+              <w:left w:val="single" w:sz="6" w:space="0" w:color="auto"/>
+              <w:bottom w:val="single" w:sz="6" w:space="0" w:color="auto"/>
+              <w:right w:val="single" w:sz="6" w:space="0" w:color="auto"/>
+            </w:tcBorders>
+            <w:vAlign w:val="center"/>
+            <w:hideMark/>
+          </w:tcPr>
+          <w:p>
+            <w:pPr>
+              <w:jc w:val="center"/>
+            </w:pPr>
+            <w:r>
+              <w:rPr>
+                <w:b/>
+                <w:bCs/>
+              </w:rPr>
+              <w:t>Trực Quan Hóa Dữ liệu</w:t>
+            </w:r>
+          </w:p>
+        </w:tc>
+        <w:tc>
+          <w:tcPr>
+            <w:tcW w:w="0" w:type="auto"/>
+            <w:tcBorders>
+              <w:top w:val="single" w:sz="6" w:space="0" w:color="auto"/>
+              <w:left w:val="single" w:sz="6" w:space="0" w:color="auto"/>
+              <w:bottom w:val="single" w:sz="6" w:space="0" w:color="auto"/>
+              <w:right w:val="single" w:sz="6" w:space="0" w:color="auto"/>
+            </w:tcBorders>
+            <w:vAlign w:val="center"/>
+            <w:hideMark/>
+          </w:tcPr>
+          <w:p>
+            <w:pPr>
+              <w:jc w:val="center"/>
+            </w:pPr>
+            <w:r>
+              <w:t xml:space="preserve">Thư viện </w:t>
+            </w:r>
+            <w:r>
+              <w:rPr>
+                <w:b/>
+                <w:bCs/>
+              </w:rPr>
+              <w:t>Matplotlib</w:t>
+            </w:r>
+            <w:r>
+              <w:t xml:space="preserve"> và </w:t>
+            </w:r>
+            <w:r>
+              <w:rPr>
+                <w:b/>
+                <w:bCs/>
+              </w:rPr>
+              <w:t>Seaborn</w:t>
+            </w:r>
+            <w:r>
+              <w:t xml:space="preserve">. Các loại biểu đồ quan trọng: </w:t>
+            </w:r>
+            <w:r>
+              <w:rPr>
+                <w:b/>
+                <w:bCs/>
+              </w:rPr>
+              <w:t>Histogram</w:t>
+            </w:r>
+            <w:r>
+              <w:t xml:space="preserve">, </w:t>
+            </w:r>
+            <w:r>
+              <w:rPr>
+                <w:b/>
+                <w:bCs/>
+              </w:rPr>
+              <w:t>Scatter Plot</w:t>
+            </w:r>
+            <w:r>
+              <w:t xml:space="preserve">, </w:t>
+            </w:r>
+            <w:r>
+              <w:rPr>
+                <w:b/>
+                <w:bCs/>
+              </w:rPr>
+              <w:t>Box Plot</w:t>
+            </w:r>
+            <w:r>
+              <w:t>.</w:t>
+            </w:r>
+          </w:p>
+        </w:tc>
+        <w:tc>
+          <w:tcPr>
+            <w:tcW w:w="0" w:type="auto"/>
+            <w:tcBorders>
+              <w:top w:val="single" w:sz="6" w:space="0" w:color="auto"/>
+              <w:left w:val="single" w:sz="6" w:space="0" w:color="auto"/>
+              <w:bottom w:val="single" w:sz="6" w:space="0" w:color="auto"/>
+              <w:right w:val="single" w:sz="6" w:space="0" w:color="auto"/>
+            </w:tcBorders>
+            <w:vAlign w:val="center"/>
+            <w:hideMark/>
+          </w:tcPr>
+          <w:p>
+            <w:pPr>
+              <w:jc w:val="center"/>
+            </w:pPr>
+            <w:r>
+              <w:t>Khóa học/Tài liệu (3 giờ); Thực hành vẽ biểu đồ để phân tích dữ liệu (3 giờ)</w:t>
+            </w:r>
+          </w:p>
+        </w:tc>
+      </w:tr>
+      <w:tr>
+        <w:trPr>
+          <w:tblCellSpacing w:w="15" w:type="dxa"/>
+        </w:trPr>
+        <w:tc>
+          <w:tcPr>
+            <w:tcW w:w="0" w:type="auto"/>
+            <w:tcBorders>
+              <w:top w:val="single" w:sz="6" w:space="0" w:color="auto"/>
+              <w:left w:val="single" w:sz="6" w:space="0" w:color="auto"/>
+              <w:bottom w:val="single" w:sz="6" w:space="0" w:color="auto"/>
+              <w:right w:val="single" w:sz="6" w:space="0" w:color="auto"/>
+            </w:tcBorders>
+            <w:vAlign w:val="center"/>
+            <w:hideMark/>
+          </w:tcPr>
+          <w:p>
+            <w:pPr>
+              <w:jc w:val="center"/>
+            </w:pPr>
+            <w:r>
+              <w:rPr>
+                <w:b/>
+                <w:bCs/>
+              </w:rPr>
+              <w:t>6</w:t>
+            </w:r>
+          </w:p>
+        </w:tc>
+        <w:tc>
+          <w:tcPr>
+            <w:tcW w:w="0" w:type="auto"/>
+            <w:tcBorders>
+              <w:top w:val="single" w:sz="6" w:space="0" w:color="auto"/>
+              <w:left w:val="single" w:sz="6" w:space="0" w:color="auto"/>
+              <w:bottom w:val="single" w:sz="6" w:space="0" w:color="auto"/>
+              <w:right w:val="single" w:sz="6" w:space="0" w:color="auto"/>
+            </w:tcBorders>
+            <w:vAlign w:val="center"/>
+            <w:hideMark/>
+          </w:tcPr>
+          <w:p>
+            <w:pPr>
+              <w:jc w:val="center"/>
+            </w:pPr>
+            <w:r>
+              <w:rPr>
+                <w:b/>
+                <w:bCs/>
+              </w:rPr>
+              <w:t>Giới thiệu về Scikit-learn &amp; Hồi quy Tuyến tính</w:t>
+            </w:r>
+          </w:p>
+        </w:tc>
+        <w:tc>
+          <w:tcPr>
+            <w:tcW w:w="0" w:type="auto"/>
+            <w:tcBorders>
+              <w:top w:val="single" w:sz="6" w:space="0" w:color="auto"/>
+              <w:left w:val="single" w:sz="6" w:space="0" w:color="auto"/>
+              <w:bottom w:val="single" w:sz="6" w:space="0" w:color="auto"/>
+              <w:right w:val="single" w:sz="6" w:space="0" w:color="auto"/>
+            </w:tcBorders>
+            <w:vAlign w:val="center"/>
+            <w:hideMark/>
+          </w:tcPr>
+          <w:p>
+            <w:pPr>
+              <w:jc w:val="center"/>
+            </w:pPr>
+            <w:r>
+              <w:t>Quy trình làm việc ML cơ bản (</w:t>
+            </w:r>
+            <w:r>
+              <w:rPr>
+                <w:b/>
+                <w:bCs/>
+              </w:rPr>
+              <w:t>Phân chia dữ liệu train/test</w:t>
+            </w:r>
+            <w:r>
+              <w:t xml:space="preserve">). Thuật toán </w:t>
+            </w:r>
+            <w:r>
+              <w:rPr>
+                <w:b/>
+                <w:bCs/>
+              </w:rPr>
+              <w:t>Hồi quy Tuyến tính (Linear Regression)</w:t>
+            </w:r>
+            <w:r>
+              <w:t>.</w:t>
+            </w:r>
+          </w:p>
+        </w:tc>
+        <w:tc>
+          <w:tcPr>
+            <w:tcW w:w="0" w:type="auto"/>
+            <w:tcBorders>
+              <w:top w:val="single" w:sz="6" w:space="0" w:color="auto"/>
+              <w:left w:val="single" w:sz="6" w:space="0" w:color="auto"/>
+              <w:bottom w:val="single" w:sz="6" w:space="0" w:color="auto"/>
+              <w:right w:val="single" w:sz="6" w:space="0" w:color="auto"/>
+            </w:tcBorders>
+            <w:vAlign w:val="center"/>
+            <w:hideMark/>
+          </w:tcPr>
+          <w:p>
+            <w:pPr>
+              <w:jc w:val="center"/>
+            </w:pPr>
+            <w:r>
+              <w:t xml:space="preserve">Khóa học ML cơ bản/Tài liệu </w:t>
+            </w:r>
+            <w:r>
+              <w:rPr>
+                <w:b/>
+                <w:bCs/>
+              </w:rPr>
+              <w:t>Scikit-learn</w:t>
+            </w:r>
+            <w:r>
+              <w:t xml:space="preserve"> (3 giờ); Thực hành triển khai Linear Regression (3 giờ)</w:t>
+            </w:r>
+          </w:p>
+        </w:tc>
+      </w:tr>
+    </w:tbl>
+    <w:p>
+      <w:pPr>
+        <w:jc w:val="center"/>
+      </w:pPr>
+      <w:r>
+        <w:t>|</w:t>
+      </w:r>
+    </w:p>
+    <w:p>
+      <w:pPr>
+        <w:jc w:val="center"/>
+      </w:pPr>
+      <w:r>
+        <w:t>| 7 | Đánh giá Mô hình Hồi quy | Các chỉ số đánh giá: MSE, RMSE, R-squared. Khái niệm Underfitting và Overfitting (phép cân bằng). | Lý thuyết về các chỉ số (2 giờ); Thực hành tính toán và so sánh các mô hình (4 giờ) |</w:t>
+      </w:r>
+    </w:p>
+    <w:p>
+      <w:pPr>
+        <w:jc w:val="center"/>
+      </w:pPr>
+      <w:r>
+        <w:t>| 8 | Hồi quy Logistic &amp; Phân loại | Thuật toán Hồi quy Logistic (Logistic Regression). Khái niệm về bài toán Phân loại (Classification). | Lý thuyết Logistic Regression (3 giờ); Thực hành triển khai Logistic Regression (3 giờ) |</w:t>
+      </w:r>
+    </w:p>
+    <w:p>
+      <w:pPr>
+        <w:jc w:val="center"/>
+      </w:pPr>
+      <w:r>
+        <w:pict w14:anchorId="52C10B12">
+          <v:rect id="_x0000_i1044" style="width:0;height:1.5pt" o:hralign="center" o:hrstd="t" o:hr="t" fillcolor="#a0a0a0" stroked="f"/>
+        </w:pict>
+      </w:r>
+    </w:p>
+    <w:p>
+      <w:pPr>
+        <w:jc w:val="center"/>
+        <w:rPr>
+          <w:b/>
+          <w:bCs/>
+        </w:rPr>
+      </w:pPr>
+      <w:r>
+        <w:rPr>
+          <w:rFonts w:ascii="Segoe UI Emoji" w:hAnsi="Segoe UI Emoji" w:cs="Segoe UI Emoji"/>
+          <w:b/>
+          <w:bCs/>
+        </w:rPr>
+        <w:t>💡</w:t>
+      </w:r>
+      <w:r>
+        <w:rPr>
+          <w:b/>
+          <w:bCs/>
+        </w:rPr>
+        <w:t xml:space="preserve"> Giai đoạn 3: Thuật Toán Phân Loại Khác &amp; Chuẩn Bị Dự án (Tuần 9 - Tuần 12)</w:t>
+      </w:r>
+    </w:p>
+    <w:p>
+      <w:pPr>
+        <w:jc w:val="center"/>
+      </w:pPr>
+      <w:r>
+        <w:t>Bạn sẽ mở rộng kiến thức với các thuật toán phân loại phổ biến khác và dành thời gian cho một dự án cá nhân để củng cố kiến thức.</w:t>
+      </w:r>
+    </w:p>
+    <w:tbl>
+      <w:tblPr>
+        <w:tblW w:w="0" w:type="auto"/>
+        <w:tblCellSpacing w:w="15" w:type="dxa"/>
+        <w:tblCellMar>
+          <w:top w:w="15" w:type="dxa"/>
+          <w:left w:w="15" w:type="dxa"/>
+          <w:bottom w:w="15" w:type="dxa"/>
+          <w:right w:w="15" w:type="dxa"/>
+        </w:tblCellMar>
+        <w:tblLook w:val="04A0" w:firstRow="1" w:lastRow="0" w:firstColumn="1" w:lastColumn="0" w:noHBand="0" w:noVBand="1"/>
+      </w:tblPr>
+      <w:tblGrid>
+        <w:gridCol w:w="629"/>
+        <w:gridCol w:w="1657"/>
+        <w:gridCol w:w="4625"/>
+        <w:gridCol w:w="2433"/>
+      </w:tblGrid>
+      <w:tr>
+        <w:trPr>
+          <w:tblHeader/>
+          <w:tblCellSpacing w:w="15" w:type="dxa"/>
+        </w:trPr>
+        <w:tc>
+          <w:tcPr>
+            <w:tcW w:w="0" w:type="auto"/>
+            <w:tcBorders>
+              <w:top w:val="single" w:sz="6" w:space="0" w:color="auto"/>
+              <w:left w:val="single" w:sz="6" w:space="0" w:color="auto"/>
+              <w:bottom w:val="single" w:sz="6" w:space="0" w:color="auto"/>
+              <w:right w:val="single" w:sz="6" w:space="0" w:color="auto"/>
+            </w:tcBorders>
+            <w:vAlign w:val="center"/>
+            <w:hideMark/>
+          </w:tcPr>
+          <w:p>
+            <w:pPr>
+              <w:jc w:val="center"/>
+            </w:pPr>
+            <w:r>
+              <w:rPr>
+                <w:b/>
+                <w:bCs/>
+              </w:rPr>
+              <w:t>Tuần</w:t>
+            </w:r>
+          </w:p>
+        </w:tc>
+        <w:tc>
+          <w:tcPr>
+            <w:tcW w:w="0" w:type="auto"/>
+            <w:tcBorders>
+              <w:top w:val="single" w:sz="6" w:space="0" w:color="auto"/>
+              <w:left w:val="single" w:sz="6" w:space="0" w:color="auto"/>
+              <w:bottom w:val="single" w:sz="6" w:space="0" w:color="auto"/>
+              <w:right w:val="single" w:sz="6" w:space="0" w:color="auto"/>
+            </w:tcBorders>
+            <w:vAlign w:val="center"/>
+            <w:hideMark/>
+          </w:tcPr>
+          <w:p>
+            <w:pPr>
+              <w:jc w:val="center"/>
+            </w:pPr>
+            <w:r>
+              <w:rPr>
+                <w:b/>
+                <w:bCs/>
+              </w:rPr>
+              <w:t>Chủ đề/Mục tiêu</w:t>
+            </w:r>
+          </w:p>
+        </w:tc>
+        <w:tc>
+          <w:tcPr>
+            <w:tcW w:w="0" w:type="auto"/>
+            <w:tcBorders>
+              <w:top w:val="single" w:sz="6" w:space="0" w:color="auto"/>
+              <w:left w:val="single" w:sz="6" w:space="0" w:color="auto"/>
+              <w:bottom w:val="single" w:sz="6" w:space="0" w:color="auto"/>
+              <w:right w:val="single" w:sz="6" w:space="0" w:color="auto"/>
+            </w:tcBorders>
+            <w:vAlign w:val="center"/>
+            <w:hideMark/>
+          </w:tcPr>
+          <w:p>
+            <w:pPr>
+              <w:jc w:val="center"/>
+            </w:pPr>
+            <w:r>
+              <w:rPr>
+                <w:b/>
+                <w:bCs/>
+              </w:rPr>
+              <w:t>Kiến thức trọng tâm</w:t>
+            </w:r>
+          </w:p>
+        </w:tc>
+        <w:tc>
+          <w:tcPr>
+            <w:tcW w:w="0" w:type="auto"/>
+            <w:tcBorders>
+              <w:top w:val="single" w:sz="6" w:space="0" w:color="auto"/>
+              <w:left w:val="single" w:sz="6" w:space="0" w:color="auto"/>
+              <w:bottom w:val="single" w:sz="6" w:space="0" w:color="auto"/>
+              <w:right w:val="single" w:sz="6" w:space="0" w:color="auto"/>
+            </w:tcBorders>
+            <w:vAlign w:val="center"/>
+            <w:hideMark/>
+          </w:tcPr>
+          <w:p>
+            <w:pPr>
+              <w:jc w:val="center"/>
+            </w:pPr>
+            <w:r>
+              <w:rPr>
+                <w:b/>
+                <w:bCs/>
+              </w:rPr>
+              <w:t>Tài nguyên &amp; Hoạt động (Ước tính thời gian)</w:t>
+            </w:r>
+          </w:p>
+        </w:tc>
+      </w:tr>
+      <w:tr>
+        <w:trPr>
+          <w:tblCellSpacing w:w="15" w:type="dxa"/>
+        </w:trPr>
+        <w:tc>
+          <w:tcPr>
+            <w:tcW w:w="0" w:type="auto"/>
+            <w:tcBorders>
+              <w:top w:val="single" w:sz="6" w:space="0" w:color="auto"/>
+              <w:left w:val="single" w:sz="6" w:space="0" w:color="auto"/>
+              <w:bottom w:val="single" w:sz="6" w:space="0" w:color="auto"/>
+              <w:right w:val="single" w:sz="6" w:space="0" w:color="auto"/>
+            </w:tcBorders>
+            <w:vAlign w:val="center"/>
+            <w:hideMark/>
+          </w:tcPr>
+          <w:p>
+            <w:pPr>
+              <w:jc w:val="center"/>
+            </w:pPr>
+            <w:r>
+              <w:rPr>
+                <w:b/>
+                <w:bCs/>
+              </w:rPr>
+              <w:t>9</w:t>
+            </w:r>
+          </w:p>
+        </w:tc>
+        <w:tc>
+          <w:tcPr>
+            <w:tcW w:w="0" w:type="auto"/>
+            <w:tcBorders>
+              <w:top w:val="single" w:sz="6" w:space="0" w:color="auto"/>
+              <w:left w:val="single" w:sz="6" w:space="0" w:color="auto"/>
+              <w:bottom w:val="single" w:sz="6" w:space="0" w:color="auto"/>
+              <w:right w:val="single" w:sz="6" w:space="0" w:color="auto"/>
+            </w:tcBorders>
+            <w:vAlign w:val="center"/>
+            <w:hideMark/>
+          </w:tcPr>
+          <w:p>
+            <w:pPr>
+              <w:jc w:val="center"/>
+            </w:pPr>
+            <w:r>
+              <w:rPr>
+                <w:b/>
+                <w:bCs/>
+              </w:rPr>
+              <w:t>K-Nearest Neighbors (K-NN)</w:t>
+            </w:r>
+          </w:p>
+        </w:tc>
+        <w:tc>
+          <w:tcPr>
+            <w:tcW w:w="0" w:type="auto"/>
+            <w:tcBorders>
+              <w:top w:val="single" w:sz="6" w:space="0" w:color="auto"/>
+              <w:left w:val="single" w:sz="6" w:space="0" w:color="auto"/>
+              <w:bottom w:val="single" w:sz="6" w:space="0" w:color="auto"/>
+              <w:right w:val="single" w:sz="6" w:space="0" w:color="auto"/>
+            </w:tcBorders>
+            <w:vAlign w:val="center"/>
+            <w:hideMark/>
+          </w:tcPr>
+          <w:p>
+            <w:pPr>
+              <w:jc w:val="center"/>
+            </w:pPr>
+            <w:r>
+              <w:t xml:space="preserve">Thuật toán K-NN (nguyên tắc làm việc). Ưu và nhược điểm. Tầm quan trọng của </w:t>
+            </w:r>
+            <w:r>
+              <w:rPr>
+                <w:b/>
+                <w:bCs/>
+              </w:rPr>
+              <w:t>Chuẩn hóa (Normalization/Scaling)</w:t>
+            </w:r>
+            <w:r>
+              <w:t xml:space="preserve"> dữ liệu.</w:t>
+            </w:r>
+          </w:p>
+        </w:tc>
+        <w:tc>
+          <w:tcPr>
+            <w:tcW w:w="0" w:type="auto"/>
+            <w:tcBorders>
+              <w:top w:val="single" w:sz="6" w:space="0" w:color="auto"/>
+              <w:left w:val="single" w:sz="6" w:space="0" w:color="auto"/>
+              <w:bottom w:val="single" w:sz="6" w:space="0" w:color="auto"/>
+              <w:right w:val="single" w:sz="6" w:space="0" w:color="auto"/>
+            </w:tcBorders>
+            <w:vAlign w:val="center"/>
+            <w:hideMark/>
+          </w:tcPr>
+          <w:p>
+            <w:pPr>
+              <w:jc w:val="center"/>
+            </w:pPr>
+            <w:r>
+              <w:t>Lý thuyết K-NN (3 giờ); Thực hành triển khai K-NN trên tập dữ liệu Phân loại (3 giờ)</w:t>
+            </w:r>
+          </w:p>
+        </w:tc>
+      </w:tr>
+      <w:tr>
+        <w:trPr>
+          <w:tblCellSpacing w:w="15" w:type="dxa"/>
+        </w:trPr>
+        <w:tc>
+          <w:tcPr>
+            <w:tcW w:w="0" w:type="auto"/>
+            <w:tcBorders>
+              <w:top w:val="single" w:sz="6" w:space="0" w:color="auto"/>
+              <w:left w:val="single" w:sz="6" w:space="0" w:color="auto"/>
+              <w:bottom w:val="single" w:sz="6" w:space="0" w:color="auto"/>
+              <w:right w:val="single" w:sz="6" w:space="0" w:color="auto"/>
+            </w:tcBorders>
+            <w:vAlign w:val="center"/>
+            <w:hideMark/>
+          </w:tcPr>
+          <w:p>
+            <w:pPr>
+              <w:jc w:val="center"/>
+            </w:pPr>
+            <w:r>
+              <w:rPr>
+                <w:b/>
+                <w:bCs/>
+              </w:rPr>
+              <w:t>10</w:t>
+            </w:r>
+          </w:p>
+        </w:tc>
+        <w:tc>
+          <w:tcPr>
+            <w:tcW w:w="0" w:type="auto"/>
+            <w:tcBorders>
+              <w:top w:val="single" w:sz="6" w:space="0" w:color="auto"/>
+              <w:left w:val="single" w:sz="6" w:space="0" w:color="auto"/>
+              <w:bottom w:val="single" w:sz="6" w:space="0" w:color="auto"/>
+              <w:right w:val="single" w:sz="6" w:space="0" w:color="auto"/>
+            </w:tcBorders>
+            <w:vAlign w:val="center"/>
+            <w:hideMark/>
+          </w:tcPr>
+          <w:p>
+            <w:pPr>
+              <w:jc w:val="center"/>
+            </w:pPr>
+            <w:r>
+              <w:rPr>
+                <w:b/>
+                <w:bCs/>
+              </w:rPr>
+              <w:t>Cây Quyết định (Decision Trees)</w:t>
+            </w:r>
+          </w:p>
+        </w:tc>
+        <w:tc>
+          <w:tcPr>
+            <w:tcW w:w="0" w:type="auto"/>
+            <w:tcBorders>
+              <w:top w:val="single" w:sz="6" w:space="0" w:color="auto"/>
+              <w:left w:val="single" w:sz="6" w:space="0" w:color="auto"/>
+              <w:bottom w:val="single" w:sz="6" w:space="0" w:color="auto"/>
+              <w:right w:val="single" w:sz="6" w:space="0" w:color="auto"/>
+            </w:tcBorders>
+            <w:vAlign w:val="center"/>
+            <w:hideMark/>
+          </w:tcPr>
+          <w:p>
+            <w:pPr>
+              <w:jc w:val="center"/>
+            </w:pPr>
+            <w:r>
+              <w:t xml:space="preserve">Nguyên tắc hoạt động của Cây Quyết định. Khái niệm về </w:t>
+            </w:r>
+            <w:r>
+              <w:rPr>
+                <w:b/>
+                <w:bCs/>
+              </w:rPr>
+              <w:t>Entropy</w:t>
+            </w:r>
+            <w:r>
+              <w:t xml:space="preserve"> và </w:t>
+            </w:r>
+            <w:r>
+              <w:rPr>
+                <w:b/>
+                <w:bCs/>
+              </w:rPr>
+              <w:t>Information Gain</w:t>
+            </w:r>
+            <w:r>
+              <w:t>.</w:t>
+            </w:r>
+          </w:p>
+        </w:tc>
+        <w:tc>
+          <w:tcPr>
+            <w:tcW w:w="0" w:type="auto"/>
+            <w:tcBorders>
+              <w:top w:val="single" w:sz="6" w:space="0" w:color="auto"/>
+              <w:left w:val="single" w:sz="6" w:space="0" w:color="auto"/>
+              <w:bottom w:val="single" w:sz="6" w:space="0" w:color="auto"/>
+              <w:right w:val="single" w:sz="6" w:space="0" w:color="auto"/>
+            </w:tcBorders>
+            <w:vAlign w:val="center"/>
+            <w:hideMark/>
+          </w:tcPr>
+          <w:p>
+            <w:pPr>
+              <w:jc w:val="center"/>
+            </w:pPr>
+            <w:r>
+              <w:t xml:space="preserve">Lý thuyết Cây Quyết định (3 giờ); Thực </w:t>
+            </w:r>
+            <w:r>
+              <w:lastRenderedPageBreak/>
+              <w:t>hành triển khai Decision Tree (3 giờ)</w:t>
+            </w:r>
+          </w:p>
+        </w:tc>
+      </w:tr>
+    </w:tbl>
+    <w:p>
+      <w:pPr>
+        <w:jc w:val="center"/>
+      </w:pPr>
+      <w:r>
+        <w:lastRenderedPageBreak/>
+        <w:t>|</w:t>
+      </w:r>
+    </w:p>
+    <w:p>
+      <w:pPr>
+        <w:jc w:val="center"/>
+      </w:pPr>
+      <w:r>
+        <w:t>| 11 | Đánh giá Mô hình Phân loại | Các chỉ số đánh giá quan trọng: Accuracy, Precision, Recall, F1-Score. Ma trận Nhầm lẫn (Confusion Matrix). | Lý thuyết các chỉ số và Confusion Matrix (3 giờ); Thực hành đánh giá các mô hình đã xây dựng (3 giờ) |</w:t>
+      </w:r>
+    </w:p>
+    <w:p>
+      <w:pPr>
+        <w:jc w:val="center"/>
+      </w:pPr>
+      <w:r>
+        <w:t>| 12 | Dự án Mini &amp; Tổng kết | Áp dụng toàn bộ kiến thức: Từ làm sạch dữ liệu (Pandas), trực quan hóa (Matplotlib/Seaborn), đến xây dựng và đánh giá mô hình ML (Scikit-learn). | Thực hiện một dự án nhỏ (ví dụ: Phân loại hoa Iris/Dự đoán giá nhà) (6 giờ) |</w:t>
+      </w:r>
+    </w:p>
+    <w:p>
+      <w:pPr>
+        <w:jc w:val="center"/>
+      </w:pPr>
+      <w:r>
+        <w:pict w14:anchorId="52D2A1C8">
+          <v:rect id="_x0000_i1045" style="width:0;height:1.5pt" o:hralign="center" o:hrstd="t" o:hr="t" fillcolor="#a0a0a0" stroked="f"/>
+        </w:pict>
+      </w:r>
+    </w:p>
+    <w:p>
+      <w:pPr>
+        <w:jc w:val="center"/>
+        <w:rPr>
+          <w:b/>
+          <w:bCs/>
+        </w:rPr>
+      </w:pPr>
+      <w:r>
+        <w:rPr>
+          <w:rFonts w:ascii="Segoe UI Emoji" w:hAnsi="Segoe UI Emoji" w:cs="Segoe UI Emoji"/>
+          <w:b/>
+          <w:bCs/>
+        </w:rPr>
+        <w:t>🎯</w:t>
+      </w:r>
+      <w:r>
+        <w:rPr>
+          <w:b/>
+          <w:bCs/>
+        </w:rPr>
+        <w:t xml:space="preserve"> Lời Khuyên và Chiến Lược Học Tập</w:t>
+      </w:r>
+    </w:p>
+    <w:p>
+      <w:pPr>
+        <w:jc w:val="center"/>
+        <w:rPr>
+          <w:b/>
+          <w:bCs/>
+        </w:rPr>
+      </w:pPr>
+      <w:r>
+        <w:rPr>
+          <w:b/>
+          <w:bCs/>
+        </w:rPr>
+        <w:t>1. Tập trung vào Thực hành (Quan trọng nhất)</w:t>
+      </w:r>
+    </w:p>
+    <w:p>
+      <w:pPr>
+        <w:jc w:val="center"/>
+      </w:pPr>
+      <w:r>
+        <w:t xml:space="preserve">Với mỗi kiến thức mới (đặc biệt là thuật toán), đừng chỉ đọc lý thuyết. Hãy </w:t>
+      </w:r>
+      <w:r>
+        <w:rPr>
+          <w:b/>
+          <w:bCs/>
+        </w:rPr>
+        <w:t>cài đặt nó bằng Python</w:t>
+      </w:r>
+      <w:r>
+        <w:t xml:space="preserve"> (dù là làm theo hướng dẫn) và cố gắng giải thích kết quả. Jupyter Notebook/Google Colab sẽ là môi trường làm việc chính của bạn.</w:t>
+      </w:r>
+    </w:p>
+    <w:p>
+      <w:pPr>
+        <w:jc w:val="center"/>
+        <w:rPr>
+          <w:b/>
+          <w:bCs/>
+        </w:rPr>
+      </w:pPr>
+      <w:r>
+        <w:rPr>
+          <w:b/>
+          <w:bCs/>
+        </w:rPr>
+        <w:t>2. Sử dụng Tài nguyên Chất lượng</w:t>
+      </w:r>
+    </w:p>
+    <w:p>
+      <w:pPr>
+        <w:jc w:val="center"/>
+      </w:pPr>
+      <w:r>
+        <w:t>Vì bạn chỉ có 6 giờ/tuần, hãy chọn các tài nguyên cô đọng và có tính ứng dụng cao.</w:t>
+      </w:r>
+    </w:p>
+    <w:p>
+      <w:pPr>
+        <w:numPr>
+          <w:ilvl w:val="0"/>
+          <w:numId w:val="1"/>
+        </w:numPr>
+        <w:jc w:val="center"/>
+      </w:pPr>
+      <w:r>
+        <w:rPr>
+          <w:b/>
+          <w:bCs/>
+        </w:rPr>
+        <w:t>Coursera/edX/Kaggle Learn:</w:t>
+      </w:r>
+      <w:r>
+        <w:t xml:space="preserve"> Các khóa học giới thiệu về ML, Python cho Khoa học Dữ liệu.</w:t>
+      </w:r>
+    </w:p>
+    <w:p>
+      <w:pPr>
+        <w:numPr>
+          <w:ilvl w:val="0"/>
+          <w:numId w:val="1"/>
+        </w:numPr>
+        <w:jc w:val="center"/>
+      </w:pPr>
+      <w:r>
+        <w:rPr>
+          <w:b/>
+          <w:bCs/>
+        </w:rPr>
+        <w:t>Kênh YouTube:</w:t>
+      </w:r>
+      <w:r>
+        <w:t xml:space="preserve"> Các kênh tập trung vào hướng dẫn thực hành bằng Python.</w:t>
+      </w:r>
+    </w:p>
+    <w:p>
+      <w:pPr>
+        <w:numPr>
+          <w:ilvl w:val="0"/>
+          <w:numId w:val="1"/>
+        </w:numPr>
+        <w:jc w:val="center"/>
+      </w:pPr>
+      <w:r>
+        <w:rPr>
+          <w:b/>
+          <w:bCs/>
+        </w:rPr>
+        <w:t>Tài liệu chính thức:</w:t>
+      </w:r>
+      <w:r>
+        <w:t xml:space="preserve"> Tài liệu của </w:t>
+      </w:r>
+      <w:r>
+        <w:rPr>
+          <w:b/>
+          <w:bCs/>
+        </w:rPr>
+        <w:t>Pandas, NumPy, Scikit-learn</w:t>
+      </w:r>
+      <w:r>
+        <w:t xml:space="preserve"> là nguồn tham khảo đáng tin cậy.</w:t>
+      </w:r>
+    </w:p>
+    <w:p>
+      <w:pPr>
+        <w:jc w:val="center"/>
+        <w:rPr>
+          <w:b/>
+          <w:bCs/>
+        </w:rPr>
+      </w:pPr>
+      <w:r>
+        <w:rPr>
+          <w:b/>
+          <w:bCs/>
+        </w:rPr>
+        <w:t>3. Học theo Dạng T-Shape</w:t>
+      </w:r>
+    </w:p>
+    <w:p>
+      <w:pPr>
+        <w:jc w:val="center"/>
+      </w:pPr>
+      <w:r>
+        <w:t xml:space="preserve">Ban đầu, bạn cần một </w:t>
+      </w:r>
+      <w:r>
+        <w:rPr>
+          <w:b/>
+          <w:bCs/>
+        </w:rPr>
+        <w:t>kiến thức rộng (Width)</w:t>
+      </w:r>
+      <w:r>
+        <w:t xml:space="preserve"> về các công cụ và thuật toán cơ bản. Sau 3 tháng, bạn sẽ quyết định đào sâu vào một lĩnh vực cụ thể (tạo thành nét </w:t>
+      </w:r>
+      <w:r>
+        <w:rPr>
+          <w:b/>
+          <w:bCs/>
+        </w:rPr>
+        <w:t>chiều sâu - Depth</w:t>
+      </w:r>
+      <w:r>
+        <w:t>), ví dụ như Computer Vision, Xử lý ngôn ngữ tự nhiên (NLP) hoặc Deep Learning.</w:t>
+      </w:r>
+    </w:p>
+    <w:p>
+      <w:pPr>
+        <w:jc w:val="center"/>
+        <w:rPr>
+          <w:b/>
+          <w:bCs/>
+        </w:rPr>
+      </w:pPr>
+      <w:r>
+        <w:rPr>
+          <w:b/>
+          <w:bCs/>
+        </w:rPr>
+        <w:t>4. Ghi chép và Tóm tắt</w:t>
+      </w:r>
+    </w:p>
+    <w:p>
+      <w:pPr>
+        <w:jc w:val="center"/>
+      </w:pPr>
+      <w:r>
+        <w:lastRenderedPageBreak/>
+        <w:t>Hãy dành 30 phút cuối mỗi tuần để tóm tắt những gì đã học được (ví dụ: "3 thuật toán đã học, 2 chỉ số đánh giá"). Điều này giúp củng cố kiến thức và nhìn lại tiến trình.</w:t>
+      </w:r>
+    </w:p>
+    <w:p>
+      <w:pPr>
+        <w:jc w:val="center"/>
+      </w:pPr>
+      <w:r>
+        <w:t xml:space="preserve">Bạn muốn bắt đầu bằng việc tìm kiếm một </w:t>
+      </w:r>
+      <w:r>
+        <w:rPr>
+          <w:b/>
+          <w:bCs/>
+        </w:rPr>
+        <w:t>khóa học Python/Data Science cơ bản</w:t>
+      </w:r>
+      <w:r>
+        <w:t xml:space="preserve"> trên Coursera hoặc edX để làm tài liệu học tập chính không?</w:t>
+      </w:r>
+    </w:p>
+    <w:p>
+      <w:pPr>
+        <w:jc w:val="center"/>
+      </w:pPr>
     </w:p>
     <w:sectPr>
       <w:pgSz w:w="12240" w:h="15840"/>
@@ -133,6 +1639,163 @@
     </w:sectPr>
   </w:body>
 </w:document>
+</file>
+
+<file path=word/numbering.xml><?xml version="1.0" encoding="utf-8"?>
+<w:numbering xmlns:wpc="http://schemas.microsoft.com/office/word/2010/wordprocessingCanvas" xmlns:cx="http://schemas.microsoft.com/office/drawing/2014/chartex" xmlns:cx1="http://schemas.microsoft.com/office/drawing/2015/9/8/chartex" xmlns:cx2="http://schemas.microsoft.com/office/drawing/2015/10/21/chartex" xmlns:cx3="http://schemas.microsoft.com/office/drawing/2016/5/9/chartex" xmlns:cx4="http://schemas.microsoft.com/office/drawing/2016/5/10/chartex" xmlns:cx5="http://schemas.microsoft.com/office/drawing/2016/5/11/chartex" xmlns:cx6="http://schemas.microsoft.com/office/drawing/2016/5/12/chartex" xmlns:cx7="http://schemas.microsoft.com/office/drawing/2016/5/13/chartex" xmlns:cx8="http://schemas.microsoft.com/office/drawing/2016/5/14/chartex" xmlns:mc="http://schemas.openxmlformats.org/markup-compatibility/2006" xmlns:aink="http://schemas.microsoft.com/office/drawing/2016/ink" xmlns:am3d="http://schemas.microsoft.com/office/drawing/2017/model3d" xmlns:o="urn:schemas-microsoft-com:office:office" xmlns:oel="http://schemas.microsoft.com/office/2019/extlst" xmlns:r="http://schemas.openxmlformats.org/officeDocument/2006/relationships" xmlns:m="http://schemas.openxmlformats.org/officeDocument/2006/math" xmlns:v="urn:schemas-microsoft-com:vml" xmlns:wp14="http://schemas.microsoft.com/office/word/2010/wordprocessingDrawing" xmlns:wp="http://schemas.openxmlformats.org/drawingml/2006/wordprocessingDrawing" xmlns:w10="urn:schemas-microsoft-com:office:word" xmlns:w="http://schemas.openxmlformats.org/wordprocessingml/2006/main" xmlns:w14="http://schemas.microsoft.com/office/word/2010/wordml" xmlns:w15="http://schemas.microsoft.com/office/word/2012/wordml" xmlns:w16cex="http://schemas.microsoft.com/office/word/2018/wordml/cex" xmlns:w16cid="http://schemas.microsoft.com/office/word/2016/wordml/cid" xmlns:w16="http://schemas.microsoft.com/office/word/2018/wordml" xmlns:w16du="http://schemas.microsoft.com/office/word/2023/wordml/word16du" xmlns:w16sdtdh="http://schemas.microsoft.com/office/word/2020/wordml/sdtdatahash" xmlns:w16sdtfl="http://schemas.microsoft.com/office/word/2024/wordml/sdtformatlock" xmlns:w16se="http://schemas.microsoft.com/office/word/2015/wordml/symex" xmlns:wpg="http://schemas.microsoft.com/office/word/2010/wordprocessingGroup" xmlns:wpi="http://schemas.microsoft.com/office/word/2010/wordprocessingInk" xmlns:wne="http://schemas.microsoft.com/office/word/2006/wordml" xmlns:wps="http://schemas.microsoft.com/office/word/2010/wordprocessingShape" mc:Ignorable="w14 w15 w16se w16cid w16 w16cex w16sdtdh w16sdtfl w16du wp14">
+  <w:abstractNum w:abstractNumId="0" w15:restartNumberingAfterBreak="0">
+    <w:nsid w:val="236341E8"/>
+    <w:multiLevelType w:val="multilevel"/>
+    <w:tmpl w:val="3FDC49BC"/>
+    <w:lvl w:ilvl="0">
+      <w:start w:val="1"/>
+      <w:numFmt w:val="bullet"/>
+      <w:lvlText w:val=""/>
+      <w:lvlJc w:val="left"/>
+      <w:pPr>
+        <w:tabs>
+          <w:tab w:val="num" w:pos="720"/>
+        </w:tabs>
+        <w:ind w:left="720" w:hanging="360"/>
+      </w:pPr>
+      <w:rPr>
+        <w:rFonts w:ascii="Symbol" w:hAnsi="Symbol" w:hint="default"/>
+        <w:sz w:val="20"/>
+      </w:rPr>
+    </w:lvl>
+    <w:lvl w:ilvl="1" w:tentative="1">
+      <w:start w:val="1"/>
+      <w:numFmt w:val="bullet"/>
+      <w:lvlText w:val="o"/>
+      <w:lvlJc w:val="left"/>
+      <w:pPr>
+        <w:tabs>
+          <w:tab w:val="num" w:pos="1440"/>
+        </w:tabs>
+        <w:ind w:left="1440" w:hanging="360"/>
+      </w:pPr>
+      <w:rPr>
+        <w:rFonts w:ascii="Courier New" w:hAnsi="Courier New" w:hint="default"/>
+        <w:sz w:val="20"/>
+      </w:rPr>
+    </w:lvl>
+    <w:lvl w:ilvl="2" w:tentative="1">
+      <w:start w:val="1"/>
+      <w:numFmt w:val="bullet"/>
+      <w:lvlText w:val=""/>
+      <w:lvlJc w:val="left"/>
+      <w:pPr>
+        <w:tabs>
+          <w:tab w:val="num" w:pos="2160"/>
+        </w:tabs>
+        <w:ind w:left="2160" w:hanging="360"/>
+      </w:pPr>
+      <w:rPr>
+        <w:rFonts w:ascii="Wingdings" w:hAnsi="Wingdings" w:hint="default"/>
+        <w:sz w:val="20"/>
+      </w:rPr>
+    </w:lvl>
+    <w:lvl w:ilvl="3" w:tentative="1">
+      <w:start w:val="1"/>
+      <w:numFmt w:val="bullet"/>
+      <w:lvlText w:val=""/>
+      <w:lvlJc w:val="left"/>
+      <w:pPr>
+        <w:tabs>
+          <w:tab w:val="num" w:pos="2880"/>
+        </w:tabs>
+        <w:ind w:left="2880" w:hanging="360"/>
+      </w:pPr>
+      <w:rPr>
+        <w:rFonts w:ascii="Wingdings" w:hAnsi="Wingdings" w:hint="default"/>
+        <w:sz w:val="20"/>
+      </w:rPr>
+    </w:lvl>
+    <w:lvl w:ilvl="4" w:tentative="1">
+      <w:start w:val="1"/>
+      <w:numFmt w:val="bullet"/>
+      <w:lvlText w:val=""/>
+      <w:lvlJc w:val="left"/>
+      <w:pPr>
+        <w:tabs>
+          <w:tab w:val="num" w:pos="3600"/>
+        </w:tabs>
+        <w:ind w:left="3600" w:hanging="360"/>
+      </w:pPr>
+      <w:rPr>
+        <w:rFonts w:ascii="Wingdings" w:hAnsi="Wingdings" w:hint="default"/>
+        <w:sz w:val="20"/>
+      </w:rPr>
+    </w:lvl>
+    <w:lvl w:ilvl="5" w:tentative="1">
+      <w:start w:val="1"/>
+      <w:numFmt w:val="bullet"/>
+      <w:lvlText w:val=""/>
+      <w:lvlJc w:val="left"/>
+      <w:pPr>
+        <w:tabs>
+          <w:tab w:val="num" w:pos="4320"/>
+        </w:tabs>
+        <w:ind w:left="4320" w:hanging="360"/>
+      </w:pPr>
+      <w:rPr>
+        <w:rFonts w:ascii="Wingdings" w:hAnsi="Wingdings" w:hint="default"/>
+        <w:sz w:val="20"/>
+      </w:rPr>
+    </w:lvl>
+    <w:lvl w:ilvl="6" w:tentative="1">
+      <w:start w:val="1"/>
+      <w:numFmt w:val="bullet"/>
+      <w:lvlText w:val=""/>
+      <w:lvlJc w:val="left"/>
+      <w:pPr>
+        <w:tabs>
+          <w:tab w:val="num" w:pos="5040"/>
+        </w:tabs>
+        <w:ind w:left="5040" w:hanging="360"/>
+      </w:pPr>
+      <w:rPr>
+        <w:rFonts w:ascii="Wingdings" w:hAnsi="Wingdings" w:hint="default"/>
+        <w:sz w:val="20"/>
+      </w:rPr>
+    </w:lvl>
+    <w:lvl w:ilvl="7" w:tentative="1">
+      <w:start w:val="1"/>
+      <w:numFmt w:val="bullet"/>
+      <w:lvlText w:val=""/>
+      <w:lvlJc w:val="left"/>
+      <w:pPr>
+        <w:tabs>
+          <w:tab w:val="num" w:pos="5760"/>
+        </w:tabs>
+        <w:ind w:left="5760" w:hanging="360"/>
+      </w:pPr>
+      <w:rPr>
+        <w:rFonts w:ascii="Wingdings" w:hAnsi="Wingdings" w:hint="default"/>
+        <w:sz w:val="20"/>
+      </w:rPr>
+    </w:lvl>
+    <w:lvl w:ilvl="8" w:tentative="1">
+      <w:start w:val="1"/>
+      <w:numFmt w:val="bullet"/>
+      <w:lvlText w:val=""/>
+      <w:lvlJc w:val="left"/>
+      <w:pPr>
+        <w:tabs>
+          <w:tab w:val="num" w:pos="6480"/>
+        </w:tabs>
+        <w:ind w:left="6480" w:hanging="360"/>
+      </w:pPr>
+      <w:rPr>
+        <w:rFonts w:ascii="Wingdings" w:hAnsi="Wingdings" w:hint="default"/>
+        <w:sz w:val="20"/>
+      </w:rPr>
+    </w:lvl>
+  </w:abstractNum>
+  <w:num w:numId="1" w16cid:durableId="496195018">
+    <w:abstractNumId w:val="0"/>
+  </w:num>
+</w:numbering>
 </file>
 
 <file path=word/styles.xml><?xml version="1.0" encoding="utf-8"?>
@@ -543,7 +2206,7 @@
     <w:link w:val="Heading1Char"/>
     <w:uiPriority w:val="9"/>
     <w:qFormat/>
-    <w:rsid w:val="00301181"/>
+    <w:rsid w:val="00BA7B32"/>
     <w:pPr>
       <w:keepNext/>
       <w:keepLines/>
@@ -566,7 +2229,7 @@
     <w:semiHidden/>
     <w:unhideWhenUsed/>
     <w:qFormat/>
-    <w:rsid w:val="00301181"/>
+    <w:rsid w:val="00BA7B32"/>
     <w:pPr>
       <w:keepNext/>
       <w:keepLines/>
@@ -589,7 +2252,7 @@
     <w:semiHidden/>
     <w:unhideWhenUsed/>
     <w:qFormat/>
-    <w:rsid w:val="00301181"/>
+    <w:rsid w:val="00BA7B32"/>
     <w:pPr>
       <w:keepNext/>
       <w:keepLines/>
@@ -612,7 +2275,7 @@
     <w:semiHidden/>
     <w:unhideWhenUsed/>
     <w:qFormat/>
-    <w:rsid w:val="00301181"/>
+    <w:rsid w:val="00BA7B32"/>
     <w:pPr>
       <w:keepNext/>
       <w:keepLines/>
@@ -635,7 +2298,7 @@
     <w:semiHidden/>
     <w:unhideWhenUsed/>
     <w:qFormat/>
-    <w:rsid w:val="00301181"/>
+    <w:rsid w:val="00BA7B32"/>
     <w:pPr>
       <w:keepNext/>
       <w:keepLines/>
@@ -656,7 +2319,7 @@
     <w:semiHidden/>
     <w:unhideWhenUsed/>
     <w:qFormat/>
-    <w:rsid w:val="00301181"/>
+    <w:rsid w:val="00BA7B32"/>
     <w:pPr>
       <w:keepNext/>
       <w:keepLines/>
@@ -679,7 +2342,7 @@
     <w:semiHidden/>
     <w:unhideWhenUsed/>
     <w:qFormat/>
-    <w:rsid w:val="00301181"/>
+    <w:rsid w:val="00BA7B32"/>
     <w:pPr>
       <w:keepNext/>
       <w:keepLines/>
@@ -700,7 +2363,7 @@
     <w:semiHidden/>
     <w:unhideWhenUsed/>
     <w:qFormat/>
-    <w:rsid w:val="00301181"/>
+    <w:rsid w:val="00BA7B32"/>
     <w:pPr>
       <w:keepNext/>
       <w:keepLines/>
@@ -723,7 +2386,7 @@
     <w:semiHidden/>
     <w:unhideWhenUsed/>
     <w:qFormat/>
-    <w:rsid w:val="00301181"/>
+    <w:rsid w:val="00BA7B32"/>
     <w:pPr>
       <w:keepNext/>
       <w:keepLines/>
@@ -738,7 +2401,6 @@
   <w:style w:type="character" w:default="1" w:styleId="DefaultParagraphFont">
     <w:name w:val="Default Paragraph Font"/>
     <w:uiPriority w:val="1"/>
-    <w:semiHidden/>
     <w:unhideWhenUsed/>
   </w:style>
   <w:style w:type="table" w:default="1" w:styleId="TableNormal">
@@ -767,7 +2429,7 @@
     <w:basedOn w:val="DefaultParagraphFont"/>
     <w:link w:val="Heading1"/>
     <w:uiPriority w:val="9"/>
-    <w:rsid w:val="00301181"/>
+    <w:rsid w:val="00BA7B32"/>
     <w:rPr>
       <w:rFonts w:asciiTheme="majorHAnsi" w:eastAsiaTheme="majorEastAsia" w:hAnsiTheme="majorHAnsi" w:cstheme="majorBidi"/>
       <w:color w:val="0F4761" w:themeColor="accent1" w:themeShade="BF"/>
@@ -781,7 +2443,7 @@
     <w:link w:val="Heading2"/>
     <w:uiPriority w:val="9"/>
     <w:semiHidden/>
-    <w:rsid w:val="00301181"/>
+    <w:rsid w:val="00BA7B32"/>
     <w:rPr>
       <w:rFonts w:asciiTheme="majorHAnsi" w:eastAsiaTheme="majorEastAsia" w:hAnsiTheme="majorHAnsi" w:cstheme="majorBidi"/>
       <w:color w:val="0F4761" w:themeColor="accent1" w:themeShade="BF"/>
@@ -795,7 +2457,7 @@
     <w:link w:val="Heading3"/>
     <w:uiPriority w:val="9"/>
     <w:semiHidden/>
-    <w:rsid w:val="00301181"/>
+    <w:rsid w:val="00BA7B32"/>
     <w:rPr>
       <w:rFonts w:eastAsiaTheme="majorEastAsia" w:cstheme="majorBidi"/>
       <w:color w:val="0F4761" w:themeColor="accent1" w:themeShade="BF"/>
@@ -809,7 +2471,7 @@
     <w:link w:val="Heading4"/>
     <w:uiPriority w:val="9"/>
     <w:semiHidden/>
-    <w:rsid w:val="00301181"/>
+    <w:rsid w:val="00BA7B32"/>
     <w:rPr>
       <w:rFonts w:eastAsiaTheme="majorEastAsia" w:cstheme="majorBidi"/>
       <w:i/>
@@ -823,7 +2485,7 @@
     <w:link w:val="Heading5"/>
     <w:uiPriority w:val="9"/>
     <w:semiHidden/>
-    <w:rsid w:val="00301181"/>
+    <w:rsid w:val="00BA7B32"/>
     <w:rPr>
       <w:rFonts w:eastAsiaTheme="majorEastAsia" w:cstheme="majorBidi"/>
       <w:color w:val="0F4761" w:themeColor="accent1" w:themeShade="BF"/>
@@ -835,7 +2497,7 @@
     <w:link w:val="Heading6"/>
     <w:uiPriority w:val="9"/>
     <w:semiHidden/>
-    <w:rsid w:val="00301181"/>
+    <w:rsid w:val="00BA7B32"/>
     <w:rPr>
       <w:rFonts w:eastAsiaTheme="majorEastAsia" w:cstheme="majorBidi"/>
       <w:i/>
@@ -849,7 +2511,7 @@
     <w:link w:val="Heading7"/>
     <w:uiPriority w:val="9"/>
     <w:semiHidden/>
-    <w:rsid w:val="00301181"/>
+    <w:rsid w:val="00BA7B32"/>
     <w:rPr>
       <w:rFonts w:eastAsiaTheme="majorEastAsia" w:cstheme="majorBidi"/>
       <w:color w:val="595959" w:themeColor="text1" w:themeTint="A6"/>
@@ -861,7 +2523,7 @@
     <w:link w:val="Heading8"/>
     <w:uiPriority w:val="9"/>
     <w:semiHidden/>
-    <w:rsid w:val="00301181"/>
+    <w:rsid w:val="00BA7B32"/>
     <w:rPr>
       <w:rFonts w:eastAsiaTheme="majorEastAsia" w:cstheme="majorBidi"/>
       <w:i/>
@@ -875,7 +2537,7 @@
     <w:link w:val="Heading9"/>
     <w:uiPriority w:val="9"/>
     <w:semiHidden/>
-    <w:rsid w:val="00301181"/>
+    <w:rsid w:val="00BA7B32"/>
     <w:rPr>
       <w:rFonts w:eastAsiaTheme="majorEastAsia" w:cstheme="majorBidi"/>
       <w:color w:val="272727" w:themeColor="text1" w:themeTint="D8"/>
@@ -888,7 +2550,7 @@
     <w:link w:val="TitleChar"/>
     <w:uiPriority w:val="10"/>
     <w:qFormat/>
-    <w:rsid w:val="00301181"/>
+    <w:rsid w:val="00BA7B32"/>
     <w:pPr>
       <w:spacing w:after="80" w:line="240" w:lineRule="auto"/>
       <w:contextualSpacing/>
@@ -906,7 +2568,7 @@
     <w:basedOn w:val="DefaultParagraphFont"/>
     <w:link w:val="Title"/>
     <w:uiPriority w:val="10"/>
-    <w:rsid w:val="00301181"/>
+    <w:rsid w:val="00BA7B32"/>
     <w:rPr>
       <w:rFonts w:asciiTheme="majorHAnsi" w:eastAsiaTheme="majorEastAsia" w:hAnsiTheme="majorHAnsi" w:cstheme="majorBidi"/>
       <w:spacing w:val="-10"/>
@@ -922,7 +2584,7 @@
     <w:link w:val="SubtitleChar"/>
     <w:uiPriority w:val="11"/>
     <w:qFormat/>
-    <w:rsid w:val="00301181"/>
+    <w:rsid w:val="00BA7B32"/>
     <w:pPr>
       <w:numPr>
         <w:ilvl w:val="1"/>
@@ -941,7 +2603,7 @@
     <w:basedOn w:val="DefaultParagraphFont"/>
     <w:link w:val="Subtitle"/>
     <w:uiPriority w:val="11"/>
-    <w:rsid w:val="00301181"/>
+    <w:rsid w:val="00BA7B32"/>
     <w:rPr>
       <w:rFonts w:eastAsiaTheme="majorEastAsia" w:cstheme="majorBidi"/>
       <w:color w:val="595959" w:themeColor="text1" w:themeTint="A6"/>
@@ -957,7 +2619,7 @@
     <w:link w:val="QuoteChar"/>
     <w:uiPriority w:val="29"/>
     <w:qFormat/>
-    <w:rsid w:val="00301181"/>
+    <w:rsid w:val="00BA7B32"/>
     <w:pPr>
       <w:spacing w:before="160"/>
       <w:jc w:val="center"/>
@@ -973,7 +2635,7 @@
     <w:basedOn w:val="DefaultParagraphFont"/>
     <w:link w:val="Quote"/>
     <w:uiPriority w:val="29"/>
-    <w:rsid w:val="00301181"/>
+    <w:rsid w:val="00BA7B32"/>
     <w:rPr>
       <w:i/>
       <w:iCs/>
@@ -985,7 +2647,7 @@
     <w:basedOn w:val="Normal"/>
     <w:uiPriority w:val="34"/>
     <w:qFormat/>
-    <w:rsid w:val="00301181"/>
+    <w:rsid w:val="00BA7B32"/>
     <w:pPr>
       <w:ind w:left="720"/>
       <w:contextualSpacing/>
@@ -996,7 +2658,7 @@
     <w:basedOn w:val="DefaultParagraphFont"/>
     <w:uiPriority w:val="21"/>
     <w:qFormat/>
-    <w:rsid w:val="00301181"/>
+    <w:rsid w:val="00BA7B32"/>
     <w:rPr>
       <w:i/>
       <w:iCs/>
@@ -1010,7 +2672,7 @@
     <w:link w:val="IntenseQuoteChar"/>
     <w:uiPriority w:val="30"/>
     <w:qFormat/>
-    <w:rsid w:val="00301181"/>
+    <w:rsid w:val="00BA7B32"/>
     <w:pPr>
       <w:pBdr>
         <w:top w:val="single" w:sz="4" w:space="10" w:color="0F4761" w:themeColor="accent1" w:themeShade="BF"/>
@@ -1031,7 +2693,7 @@
     <w:basedOn w:val="DefaultParagraphFont"/>
     <w:link w:val="IntenseQuote"/>
     <w:uiPriority w:val="30"/>
-    <w:rsid w:val="00301181"/>
+    <w:rsid w:val="00BA7B32"/>
     <w:rPr>
       <w:i/>
       <w:iCs/>
@@ -1043,7 +2705,7 @@
     <w:basedOn w:val="DefaultParagraphFont"/>
     <w:uiPriority w:val="32"/>
     <w:qFormat/>
-    <w:rsid w:val="00301181"/>
+    <w:rsid w:val="00BA7B32"/>
     <w:rPr>
       <w:b/>
       <w:bCs/>
